--- a/TRABALHO MEDICAMENTO CONCLUSAO.docx
+++ b/TRABALHO MEDICAMENTO CONCLUSAO.docx
@@ -106,7 +106,23 @@
           <w:szCs w:val="32"/>
         </w:rPr>
       </w:pPr>
-    </w:p>
+      <w:bookmarkStart w:id="0" w:name="OLE_LINK1"/>
+      <w:r>
+        <w:rPr>
+          <w:sz w:val="32"/>
+          <w:szCs w:val="32"/>
+        </w:rPr>
+        <w:t xml:space="preserve">ÉRYON MATA - </w:t>
+      </w:r>
+      <w:r>
+        <w:rPr>
+          <w:sz w:val="32"/>
+          <w:szCs w:val="32"/>
+        </w:rPr>
+        <w:t>202602689642</w:t>
+      </w:r>
+    </w:p>
+    <w:bookmarkEnd w:id="0"/>
     <w:p>
       <w:pPr>
         <w:jc w:val="center"/>
